--- a/docs/2-requirements.docx
+++ b/docs/2-requirements.docx
@@ -1811,22 +1811,7 @@
           <w:szCs w:val="28"/>
           <w:lang w:val="ru-RU"/>
         </w:rPr>
-        <w:t xml:space="preserve">26. Получение обучающимся итогового документа в личном кабинете и открытие его проверки по </w:t>
-      </w:r>
-      <w:r>
-        <w:rPr>
-          <w:rFonts w:cs="Times New Roman"/>
-          <w:szCs w:val="28"/>
-        </w:rPr>
-        <w:t>URL</w:t>
-      </w:r>
-      <w:r>
-        <w:rPr>
-          <w:rFonts w:cs="Times New Roman"/>
-          <w:szCs w:val="28"/>
-          <w:lang w:val="ru-RU"/>
-        </w:rPr>
-        <w:t xml:space="preserve"> при необходимости.</w:t>
+        <w:t>26. Скачивание обучающимся сертификата в формате PDF в личном кабинете. По кнопке «Опубликовать» обучающийся получает ссылку, по которой любой человек без регистрации может проверить подлинность сертификата.</w:t>
       </w:r>
     </w:p>
     <w:p>

--- a/docs/2-requirements.docx
+++ b/docs/2-requirements.docx
@@ -1854,6 +1854,25 @@
     </w:p>
     <w:p>
       <w:pPr>
+        <w:spacing w:line="240" w:lineRule="auto"/>
+        <w:ind w:left="397" w:hanging="255"/>
+        <w:rPr>
+          <w:rFonts w:cs="Times New Roman"/>
+          <w:szCs w:val="28"/>
+          <w:lang w:val="ru-RU"/>
+        </w:rPr>
+      </w:pPr>
+      <w:r>
+        <w:rPr>
+          <w:rFonts w:cs="Times New Roman"/>
+          <w:szCs w:val="28"/>
+          <w:lang w:val="ru-RU"/>
+        </w:rPr>
+        <w:t>29. Просмотр специалистом сопровождения обращений обучающихся по оплате и доступу к курсу и изменение статуса обращения: «новое», «в работе», «решено».</w:t>
+      </w:r>
+    </w:p>
+    <w:p>
+      <w:pPr>
         <w:pStyle w:val="21"/>
         <w:rPr>
           <w:rFonts w:ascii="Times New Roman" w:hAnsi="Times New Roman" w:cs="Times New Roman"/>
